--- a/02-train-from-scratch/experiments/stage_evolution.docx
+++ b/02-train-from-scratch/experiments/stage_evolution.docx
@@ -12,7 +12,7 @@
           <w:rFonts w:ascii="Times New Roman" w:hAnsi="Times New Roman" w:eastAsia="微软雅黑"/>
           <w:b/>
           <w:i w:val="0"/>
-          <w:color w:val="1F3964"/>
+          <w:color w:val="4E7EBA"/>
           <w:sz w:val="40"/>
         </w:rPr>
         <w:t>五阶段生成横评：同一个问题，看模型如何一步步「学会回答」</w:t>
@@ -84,7 +84,7 @@
           <w:rFonts w:ascii="Times New Roman" w:hAnsi="Times New Roman" w:eastAsia="微软雅黑"/>
           <w:b/>
           <w:i w:val="0"/>
-          <w:color w:val="1F3964"/>
+          <w:color w:val="4E7EBA"/>
           <w:sz w:val="32"/>
         </w:rPr>
         <w:t>1. 实验设置（保证公平，唯一变量是「训练到哪一阶段」）</w:t>
@@ -245,7 +245,7 @@
           <w:rFonts w:ascii="Times New Roman" w:hAnsi="Times New Roman" w:eastAsia="微软雅黑"/>
           <w:b/>
           <w:i w:val="0"/>
-          <w:color w:val="1F3964"/>
+          <w:color w:val="4E7EBA"/>
           <w:sz w:val="32"/>
         </w:rPr>
         <w:t>2. 总览</w:t>
@@ -752,7 +752,7 @@
           <w:rFonts w:ascii="Times New Roman" w:hAnsi="Times New Roman" w:eastAsia="微软雅黑"/>
           <w:b/>
           <w:i w:val="0"/>
-          <w:color w:val="1F3964"/>
+          <w:color w:val="4E7EBA"/>
           <w:sz w:val="32"/>
         </w:rPr>
         <w:t>3. 逐阶段：它到底学会了什么</w:t>
@@ -768,7 +768,7 @@
           <w:rFonts w:ascii="Times New Roman" w:hAnsi="Times New Roman" w:eastAsia="微软雅黑"/>
           <w:b/>
           <w:i w:val="0"/>
-          <w:color w:val="1F3964"/>
+          <w:color w:val="4E7EBA"/>
           <w:sz w:val="27"/>
         </w:rPr>
         <w:t>pretrain —— 只有「语言模型」，没有「指令助手」</w:t>
@@ -916,7 +916,7 @@
           <w:rFonts w:ascii="Times New Roman" w:hAnsi="Times New Roman" w:eastAsia="微软雅黑"/>
           <w:b/>
           <w:i w:val="0"/>
-          <w:color w:val="1F3964"/>
+          <w:color w:val="4E7EBA"/>
           <w:sz w:val="27"/>
         </w:rPr>
         <w:t>SFT —— 从「续写」到「对话」的关键一跃</w:t>
@@ -1051,7 +1051,7 @@
           <w:rFonts w:ascii="Times New Roman" w:hAnsi="Times New Roman" w:eastAsia="微软雅黑"/>
           <w:b/>
           <w:i w:val="0"/>
-          <w:color w:val="1F3964"/>
+          <w:color w:val="4E7EBA"/>
           <w:sz w:val="27"/>
         </w:rPr>
         <w:t>LoRA —— PEFT 性价比的直接证据</w:t>
@@ -1133,7 +1133,7 @@
           <w:rFonts w:ascii="Times New Roman" w:hAnsi="Times New Roman" w:eastAsia="微软雅黑"/>
           <w:b/>
           <w:i w:val="0"/>
-          <w:color w:val="1F3964"/>
+          <w:color w:val="4E7EBA"/>
           <w:sz w:val="27"/>
         </w:rPr>
         <w:t>DPO —— 只调偏好，不加知识</w:t>
@@ -1173,7 +1173,7 @@
           <w:rFonts w:ascii="Times New Roman" w:hAnsi="Times New Roman" w:eastAsia="微软雅黑"/>
           <w:b/>
           <w:i w:val="0"/>
-          <w:color w:val="1F3964"/>
+          <w:color w:val="4E7EBA"/>
           <w:sz w:val="27"/>
         </w:rPr>
         <w:t>GRPO —— 强 KL 约束下的小幅格式优化</w:t>
@@ -1292,7 +1292,7 @@
           <w:rFonts w:ascii="Times New Roman" w:hAnsi="Times New Roman" w:eastAsia="微软雅黑"/>
           <w:b/>
           <w:i w:val="0"/>
-          <w:color w:val="1F3964"/>
+          <w:color w:val="4E7EBA"/>
           <w:sz w:val="32"/>
         </w:rPr>
         <w:t>4. 逐题速览（字符数 / think 标签数）</w:t>
@@ -2147,7 +2147,7 @@
           <w:rFonts w:ascii="Times New Roman" w:hAnsi="Times New Roman" w:eastAsia="微软雅黑"/>
           <w:b/>
           <w:i w:val="0"/>
-          <w:color w:val="1F3964"/>
+          <w:color w:val="4E7EBA"/>
           <w:sz w:val="32"/>
         </w:rPr>
         <w:t>5. 结论</w:t>
@@ -2713,7 +2713,7 @@
       <w:rFonts w:asciiTheme="majorHAnsi" w:eastAsiaTheme="majorEastAsia" w:hAnsiTheme="majorHAnsi" w:cstheme="majorBidi" w:eastAsia="微软雅黑"/>
       <w:b/>
       <w:bCs/>
-      <w:color w:val="365F91" w:themeColor="accent1" w:themeShade="BF"/>
+      <w:color w:val="4E7EBA"/>
       <w:sz w:val="28"/>
       <w:szCs w:val="28"/>
     </w:rPr>
@@ -2737,7 +2737,7 @@
       <w:rFonts w:asciiTheme="majorHAnsi" w:eastAsiaTheme="majorEastAsia" w:hAnsiTheme="majorHAnsi" w:cstheme="majorBidi" w:eastAsia="微软雅黑"/>
       <w:b/>
       <w:bCs/>
-      <w:color w:val="4F81BD" w:themeColor="accent1"/>
+      <w:color w:val="4E7EBA"/>
       <w:sz w:val="26"/>
       <w:szCs w:val="26"/>
     </w:rPr>
@@ -2761,7 +2761,7 @@
       <w:rFonts w:asciiTheme="majorHAnsi" w:eastAsiaTheme="majorEastAsia" w:hAnsiTheme="majorHAnsi" w:cstheme="majorBidi" w:eastAsia="微软雅黑"/>
       <w:b/>
       <w:bCs/>
-      <w:color w:val="4F81BD" w:themeColor="accent1"/>
+      <w:color w:val="4E7EBA"/>
     </w:rPr>
   </w:style>
   <w:style w:type="paragraph" w:styleId="Heading4">
@@ -2786,7 +2786,7 @@
       <w:bCs/>
       <w:i/>
       <w:iCs/>
-      <w:color w:val="4F81BD" w:themeColor="accent1"/>
+      <w:color w:val="4E7EBA"/>
     </w:rPr>
   </w:style>
   <w:style w:type="paragraph" w:styleId="Heading5">
